--- a/src/Parchment.Tests/NaughtyStringsTests.DocxFilterHtml.verified.docx
+++ b/src/Parchment.Tests/NaughtyStringsTests.DocxFilterHtml.verified.docx
@@ -203,6 +203,7 @@
       <w:r>
         <w:t xml:space="preserve">DEF | </w:t>
       </w:r>
+      <w:bookmarkStart w:name="fuzzelement1" w:id="5"/>
       <w:r>
         <w:rPr>
           <w:color w:val="0563C1"/>
@@ -213,9 +214,11 @@
       <w:r>
         <w:t xml:space="preserve"> (\x0Bjavascript:javascript:alert(61))</w:t>
       </w:r>
-      <w:r>
-        <w:t xml:space="preserve"> | </w:t>
-      </w:r>
+      <w:bookmarkEnd w:id="5"/>
+      <w:r>
+        <w:t xml:space="preserve"> | </w:t>
+      </w:r>
+      <w:bookmarkStart w:name="fuzzelement1" w:id="6"/>
       <w:r>
         <w:rPr>
           <w:color w:val="0563C1"/>
@@ -226,9 +229,11 @@
       <w:r>
         <w:t xml:space="preserve"> (\x0Fjavascript:javascript:alert(62))</w:t>
       </w:r>
-      <w:r>
-        <w:t xml:space="preserve"> | </w:t>
-      </w:r>
+      <w:bookmarkEnd w:id="6"/>
+      <w:r>
+        <w:t xml:space="preserve"> | </w:t>
+      </w:r>
+      <w:bookmarkStart w:name="fuzzelement1" w:id="7"/>
       <w:r>
         <w:rPr>
           <w:color w:val="0563C1"/>
@@ -239,9 +244,11 @@
       <w:r>
         <w:t xml:space="preserve"> (\xC2\xA0javascript:javascript:alert(63))</w:t>
       </w:r>
-      <w:r>
-        <w:t xml:space="preserve"> | </w:t>
-      </w:r>
+      <w:bookmarkEnd w:id="7"/>
+      <w:r>
+        <w:t xml:space="preserve"> | </w:t>
+      </w:r>
+      <w:bookmarkStart w:name="fuzzelement1" w:id="8"/>
       <w:r>
         <w:rPr>
           <w:color w:val="0563C1"/>
@@ -252,9 +259,11 @@
       <w:r>
         <w:t xml:space="preserve"> (\x05javascript:javascript:alert(64))</w:t>
       </w:r>
-      <w:r>
-        <w:t xml:space="preserve"> | </w:t>
-      </w:r>
+      <w:bookmarkEnd w:id="8"/>
+      <w:r>
+        <w:t xml:space="preserve"> | </w:t>
+      </w:r>
+      <w:bookmarkStart w:name="fuzzelement1" w:id="9"/>
       <w:r>
         <w:rPr>
           <w:color w:val="0563C1"/>
@@ -265,9 +274,11 @@
       <w:r>
         <w:t xml:space="preserve"> (\xE1\xA0\x8Ejavascript:javascript:alert(65))</w:t>
       </w:r>
-      <w:r>
-        <w:t xml:space="preserve"> | </w:t>
-      </w:r>
+      <w:bookmarkEnd w:id="9"/>
+      <w:r>
+        <w:t xml:space="preserve"> | </w:t>
+      </w:r>
+      <w:bookmarkStart w:name="fuzzelement1" w:id="10"/>
       <w:r>
         <w:rPr>
           <w:color w:val="0563C1"/>
@@ -278,9 +289,11 @@
       <w:r>
         <w:t xml:space="preserve"> (\x18javascript:javascript:alert(66))</w:t>
       </w:r>
-      <w:r>
-        <w:t xml:space="preserve"> | </w:t>
-      </w:r>
+      <w:bookmarkEnd w:id="10"/>
+      <w:r>
+        <w:t xml:space="preserve"> | </w:t>
+      </w:r>
+      <w:bookmarkStart w:name="fuzzelement1" w:id="11"/>
       <w:r>
         <w:rPr>
           <w:color w:val="0563C1"/>
@@ -291,9 +304,11 @@
       <w:r>
         <w:t xml:space="preserve"> (\x11javascript:javascript:alert(67))</w:t>
       </w:r>
-      <w:r>
-        <w:t xml:space="preserve"> | </w:t>
-      </w:r>
+      <w:bookmarkEnd w:id="11"/>
+      <w:r>
+        <w:t xml:space="preserve"> | </w:t>
+      </w:r>
+      <w:bookmarkStart w:name="fuzzelement1" w:id="12"/>
       <w:r>
         <w:rPr>
           <w:color w:val="0563C1"/>
@@ -304,9 +319,11 @@
       <w:r>
         <w:t xml:space="preserve"> (\xE2\x80\x88javascript:javascript:alert(68))</w:t>
       </w:r>
-      <w:r>
-        <w:t xml:space="preserve"> | </w:t>
-      </w:r>
+      <w:bookmarkEnd w:id="12"/>
+      <w:r>
+        <w:t xml:space="preserve"> | </w:t>
+      </w:r>
+      <w:bookmarkStart w:name="fuzzelement1" w:id="13"/>
       <w:r>
         <w:rPr>
           <w:color w:val="0563C1"/>
@@ -317,9 +334,11 @@
       <w:r>
         <w:t xml:space="preserve"> (\xE2\x80\x89javascript:javascript:alert(69))</w:t>
       </w:r>
-      <w:r>
-        <w:t xml:space="preserve"> | </w:t>
-      </w:r>
+      <w:bookmarkEnd w:id="13"/>
+      <w:r>
+        <w:t xml:space="preserve"> | </w:t>
+      </w:r>
+      <w:bookmarkStart w:name="fuzzelement1" w:id="14"/>
       <w:r>
         <w:rPr>
           <w:color w:val="0563C1"/>
@@ -330,9 +349,11 @@
       <w:r>
         <w:t xml:space="preserve"> (\xE2\x80\x80javascript:javascript:alert(70))</w:t>
       </w:r>
-      <w:r>
-        <w:t xml:space="preserve"> | </w:t>
-      </w:r>
+      <w:bookmarkEnd w:id="14"/>
+      <w:r>
+        <w:t xml:space="preserve"> | </w:t>
+      </w:r>
+      <w:bookmarkStart w:name="fuzzelement1" w:id="15"/>
       <w:r>
         <w:rPr>
           <w:color w:val="0563C1"/>
@@ -343,9 +364,11 @@
       <w:r>
         <w:t xml:space="preserve"> (\x17javascript:javascript:alert(71))</w:t>
       </w:r>
-      <w:r>
-        <w:t xml:space="preserve"> | </w:t>
-      </w:r>
+      <w:bookmarkEnd w:id="15"/>
+      <w:r>
+        <w:t xml:space="preserve"> | </w:t>
+      </w:r>
+      <w:bookmarkStart w:name="fuzzelement1" w:id="16"/>
       <w:r>
         <w:rPr>
           <w:color w:val="0563C1"/>
@@ -356,9 +379,11 @@
       <w:r>
         <w:t xml:space="preserve"> (\x03javascript:javascript:alert(72))</w:t>
       </w:r>
-      <w:r>
-        <w:t xml:space="preserve"> | </w:t>
-      </w:r>
+      <w:bookmarkEnd w:id="16"/>
+      <w:r>
+        <w:t xml:space="preserve"> | </w:t>
+      </w:r>
+      <w:bookmarkStart w:name="fuzzelement1" w:id="17"/>
       <w:r>
         <w:rPr>
           <w:color w:val="0563C1"/>
@@ -369,9 +394,11 @@
       <w:r>
         <w:t xml:space="preserve"> (\x0Ejavascript:javascript:alert(73))</w:t>
       </w:r>
-      <w:r>
-        <w:t xml:space="preserve"> | </w:t>
-      </w:r>
+      <w:bookmarkEnd w:id="17"/>
+      <w:r>
+        <w:t xml:space="preserve"> | </w:t>
+      </w:r>
+      <w:bookmarkStart w:name="fuzzelement1" w:id="18"/>
       <w:r>
         <w:rPr>
           <w:color w:val="0563C1"/>
@@ -382,9 +409,11 @@
       <w:r>
         <w:t xml:space="preserve"> (\x1Ajavascript:javascript:alert(74))</w:t>
       </w:r>
-      <w:r>
-        <w:t xml:space="preserve"> | </w:t>
-      </w:r>
+      <w:bookmarkEnd w:id="18"/>
+      <w:r>
+        <w:t xml:space="preserve"> | </w:t>
+      </w:r>
+      <w:bookmarkStart w:name="fuzzelement1" w:id="19"/>
       <w:r>
         <w:rPr>
           <w:color w:val="0563C1"/>
@@ -395,9 +424,11 @@
       <w:r>
         <w:t xml:space="preserve"> (\x00javascript:javascript:alert(75))</w:t>
       </w:r>
-      <w:r>
-        <w:t xml:space="preserve"> | </w:t>
-      </w:r>
+      <w:bookmarkEnd w:id="19"/>
+      <w:r>
+        <w:t xml:space="preserve"> | </w:t>
+      </w:r>
+      <w:bookmarkStart w:name="fuzzelement1" w:id="20"/>
       <w:r>
         <w:rPr>
           <w:color w:val="0563C1"/>
@@ -408,9 +439,11 @@
       <w:r>
         <w:t xml:space="preserve"> (\x10javascript:javascript:alert(76))</w:t>
       </w:r>
-      <w:r>
-        <w:t xml:space="preserve"> | </w:t>
-      </w:r>
+      <w:bookmarkEnd w:id="20"/>
+      <w:r>
+        <w:t xml:space="preserve"> | </w:t>
+      </w:r>
+      <w:bookmarkStart w:name="fuzzelement1" w:id="21"/>
       <w:r>
         <w:rPr>
           <w:color w:val="0563C1"/>
@@ -421,9 +454,11 @@
       <w:r>
         <w:t xml:space="preserve"> (\xE2\x80\x82javascript:javascript:alert(77))</w:t>
       </w:r>
-      <w:r>
-        <w:t xml:space="preserve"> | </w:t>
-      </w:r>
+      <w:bookmarkEnd w:id="21"/>
+      <w:r>
+        <w:t xml:space="preserve"> | </w:t>
+      </w:r>
+      <w:bookmarkStart w:name="fuzzelement1" w:id="22"/>
       <w:r>
         <w:rPr>
           <w:color w:val="0563C1"/>
@@ -434,9 +469,11 @@
       <w:r>
         <w:t xml:space="preserve"> (\x20javascript:javascript:alert(78))</w:t>
       </w:r>
-      <w:r>
-        <w:t xml:space="preserve"> | </w:t>
-      </w:r>
+      <w:bookmarkEnd w:id="22"/>
+      <w:r>
+        <w:t xml:space="preserve"> | </w:t>
+      </w:r>
+      <w:bookmarkStart w:name="fuzzelement1" w:id="23"/>
       <w:r>
         <w:rPr>
           <w:color w:val="0563C1"/>
@@ -447,9 +484,11 @@
       <w:r>
         <w:t xml:space="preserve"> (\x13javascript:javascript:alert(79))</w:t>
       </w:r>
-      <w:r>
-        <w:t xml:space="preserve"> | </w:t>
-      </w:r>
+      <w:bookmarkEnd w:id="23"/>
+      <w:r>
+        <w:t xml:space="preserve"> | </w:t>
+      </w:r>
+      <w:bookmarkStart w:name="fuzzelement1" w:id="24"/>
       <w:r>
         <w:rPr>
           <w:color w:val="0563C1"/>
@@ -460,9 +499,11 @@
       <w:r>
         <w:t xml:space="preserve"> (\x09javascript:javascript:alert(80))</w:t>
       </w:r>
-      <w:r>
-        <w:t xml:space="preserve"> | </w:t>
-      </w:r>
+      <w:bookmarkEnd w:id="24"/>
+      <w:r>
+        <w:t xml:space="preserve"> | </w:t>
+      </w:r>
+      <w:bookmarkStart w:name="fuzzelement1" w:id="25"/>
       <w:r>
         <w:rPr>
           <w:color w:val="0563C1"/>
@@ -473,9 +514,11 @@
       <w:r>
         <w:t xml:space="preserve"> (\xE2\x80\x8Ajavascript:javascript:alert(81))</w:t>
       </w:r>
-      <w:r>
-        <w:t xml:space="preserve"> | </w:t>
-      </w:r>
+      <w:bookmarkEnd w:id="25"/>
+      <w:r>
+        <w:t xml:space="preserve"> | </w:t>
+      </w:r>
+      <w:bookmarkStart w:name="fuzzelement1" w:id="26"/>
       <w:r>
         <w:rPr>
           <w:color w:val="0563C1"/>
@@ -486,9 +529,11 @@
       <w:r>
         <w:t xml:space="preserve"> (\x14javascript:javascript:alert(82))</w:t>
       </w:r>
-      <w:r>
-        <w:t xml:space="preserve"> | </w:t>
-      </w:r>
+      <w:bookmarkEnd w:id="26"/>
+      <w:r>
+        <w:t xml:space="preserve"> | </w:t>
+      </w:r>
+      <w:bookmarkStart w:name="fuzzelement1" w:id="27"/>
       <w:r>
         <w:rPr>
           <w:color w:val="0563C1"/>
@@ -499,9 +544,11 @@
       <w:r>
         <w:t xml:space="preserve"> (\x19javascript:javascript:alert(83))</w:t>
       </w:r>
-      <w:r>
-        <w:t xml:space="preserve"> | </w:t>
-      </w:r>
+      <w:bookmarkEnd w:id="27"/>
+      <w:r>
+        <w:t xml:space="preserve"> | </w:t>
+      </w:r>
+      <w:bookmarkStart w:name="fuzzelement1" w:id="28"/>
       <w:r>
         <w:rPr>
           <w:color w:val="0563C1"/>
@@ -512,9 +559,11 @@
       <w:r>
         <w:t xml:space="preserve"> (\xE2\x80\xAFjavascript:javascript:alert(84))</w:t>
       </w:r>
-      <w:r>
-        <w:t xml:space="preserve"> | </w:t>
-      </w:r>
+      <w:bookmarkEnd w:id="28"/>
+      <w:r>
+        <w:t xml:space="preserve"> | </w:t>
+      </w:r>
+      <w:bookmarkStart w:name="fuzzelement1" w:id="29"/>
       <w:r>
         <w:rPr>
           <w:color w:val="0563C1"/>
@@ -525,9 +574,11 @@
       <w:r>
         <w:t xml:space="preserve"> (\x1Fjavascript:javascript:alert(85))</w:t>
       </w:r>
-      <w:r>
-        <w:t xml:space="preserve"> | </w:t>
-      </w:r>
+      <w:bookmarkEnd w:id="29"/>
+      <w:r>
+        <w:t xml:space="preserve"> | </w:t>
+      </w:r>
+      <w:bookmarkStart w:name="fuzzelement1" w:id="30"/>
       <w:r>
         <w:rPr>
           <w:color w:val="0563C1"/>
@@ -538,9 +589,11 @@
       <w:r>
         <w:t xml:space="preserve"> (\xE2\x80\x81javascript:javascript:alert(86))</w:t>
       </w:r>
-      <w:r>
-        <w:t xml:space="preserve"> | </w:t>
-      </w:r>
+      <w:bookmarkEnd w:id="30"/>
+      <w:r>
+        <w:t xml:space="preserve"> | </w:t>
+      </w:r>
+      <w:bookmarkStart w:name="fuzzelement1" w:id="31"/>
       <w:r>
         <w:rPr>
           <w:color w:val="0563C1"/>
@@ -551,9 +604,11 @@
       <w:r>
         <w:t xml:space="preserve"> (\x1Djavascript:javascript:alert(87))</w:t>
       </w:r>
-      <w:r>
-        <w:t xml:space="preserve"> | </w:t>
-      </w:r>
+      <w:bookmarkEnd w:id="31"/>
+      <w:r>
+        <w:t xml:space="preserve"> | </w:t>
+      </w:r>
+      <w:bookmarkStart w:name="fuzzelement1" w:id="32"/>
       <w:r>
         <w:rPr>
           <w:color w:val="0563C1"/>
@@ -564,9 +619,11 @@
       <w:r>
         <w:t xml:space="preserve"> (\xE2\x80\x87javascript:javascript:alert(88))</w:t>
       </w:r>
-      <w:r>
-        <w:t xml:space="preserve"> | </w:t>
-      </w:r>
+      <w:bookmarkEnd w:id="32"/>
+      <w:r>
+        <w:t xml:space="preserve"> | </w:t>
+      </w:r>
+      <w:bookmarkStart w:name="fuzzelement1" w:id="33"/>
       <w:r>
         <w:rPr>
           <w:color w:val="0563C1"/>
@@ -577,9 +634,11 @@
       <w:r>
         <w:t xml:space="preserve"> (\x07javascript:javascript:alert(89))</w:t>
       </w:r>
-      <w:r>
-        <w:t xml:space="preserve"> | </w:t>
-      </w:r>
+      <w:bookmarkEnd w:id="33"/>
+      <w:r>
+        <w:t xml:space="preserve"> | </w:t>
+      </w:r>
+      <w:bookmarkStart w:name="fuzzelement1" w:id="34"/>
       <w:r>
         <w:rPr>
           <w:color w:val="0563C1"/>
@@ -590,9 +649,11 @@
       <w:r>
         <w:t xml:space="preserve"> (\xE1\x9A\x80javascript:javascript:alert(90))</w:t>
       </w:r>
-      <w:r>
-        <w:t xml:space="preserve"> | </w:t>
-      </w:r>
+      <w:bookmarkEnd w:id="34"/>
+      <w:r>
+        <w:t xml:space="preserve"> | </w:t>
+      </w:r>
+      <w:bookmarkStart w:name="fuzzelement1" w:id="35"/>
       <w:r>
         <w:rPr>
           <w:color w:val="0563C1"/>
@@ -603,9 +664,11 @@
       <w:r>
         <w:t xml:space="preserve"> (\xE2\x80\x83javascript:javascript:alert(91))</w:t>
       </w:r>
-      <w:r>
-        <w:t xml:space="preserve"> | </w:t>
-      </w:r>
+      <w:bookmarkEnd w:id="35"/>
+      <w:r>
+        <w:t xml:space="preserve"> | </w:t>
+      </w:r>
+      <w:bookmarkStart w:name="fuzzelement1" w:id="36"/>
       <w:r>
         <w:rPr>
           <w:color w:val="0563C1"/>
@@ -616,9 +679,11 @@
       <w:r>
         <w:t xml:space="preserve"> (\x04javascript:javascript:alert(92))</w:t>
       </w:r>
-      <w:r>
-        <w:t xml:space="preserve"> | </w:t>
-      </w:r>
+      <w:bookmarkEnd w:id="36"/>
+      <w:r>
+        <w:t xml:space="preserve"> | </w:t>
+      </w:r>
+      <w:bookmarkStart w:name="fuzzelement1" w:id="37"/>
       <w:r>
         <w:rPr>
           <w:color w:val="0563C1"/>
@@ -629,9 +694,11 @@
       <w:r>
         <w:t xml:space="preserve"> (\x01javascript:javascript:alert(93))</w:t>
       </w:r>
-      <w:r>
-        <w:t xml:space="preserve"> | </w:t>
-      </w:r>
+      <w:bookmarkEnd w:id="37"/>
+      <w:r>
+        <w:t xml:space="preserve"> | </w:t>
+      </w:r>
+      <w:bookmarkStart w:name="fuzzelement1" w:id="38"/>
       <w:r>
         <w:rPr>
           <w:color w:val="0563C1"/>
@@ -642,9 +709,11 @@
       <w:r>
         <w:t xml:space="preserve"> (\x08javascript:javascript:alert(94))</w:t>
       </w:r>
-      <w:r>
-        <w:t xml:space="preserve"> | </w:t>
-      </w:r>
+      <w:bookmarkEnd w:id="38"/>
+      <w:r>
+        <w:t xml:space="preserve"> | </w:t>
+      </w:r>
+      <w:bookmarkStart w:name="fuzzelement1" w:id="39"/>
       <w:r>
         <w:rPr>
           <w:color w:val="0563C1"/>
@@ -655,9 +724,11 @@
       <w:r>
         <w:t xml:space="preserve"> (\xE2\x80\x84javascript:javascript:alert(95))</w:t>
       </w:r>
-      <w:r>
-        <w:t xml:space="preserve"> | </w:t>
-      </w:r>
+      <w:bookmarkEnd w:id="39"/>
+      <w:r>
+        <w:t xml:space="preserve"> | </w:t>
+      </w:r>
+      <w:bookmarkStart w:name="fuzzelement1" w:id="40"/>
       <w:r>
         <w:rPr>
           <w:color w:val="0563C1"/>
@@ -668,9 +739,11 @@
       <w:r>
         <w:t xml:space="preserve"> (\xE2\x80\x86javascript:javascript:alert(96))</w:t>
       </w:r>
-      <w:r>
-        <w:t xml:space="preserve"> | </w:t>
-      </w:r>
+      <w:bookmarkEnd w:id="40"/>
+      <w:r>
+        <w:t xml:space="preserve"> | </w:t>
+      </w:r>
+      <w:bookmarkStart w:name="fuzzelement1" w:id="41"/>
       <w:r>
         <w:rPr>
           <w:color w:val="0563C1"/>
@@ -681,9 +754,11 @@
       <w:r>
         <w:t xml:space="preserve"> (\xE3\x80\x80javascript:javascript:alert(97))</w:t>
       </w:r>
-      <w:r>
-        <w:t xml:space="preserve"> | </w:t>
-      </w:r>
+      <w:bookmarkEnd w:id="41"/>
+      <w:r>
+        <w:t xml:space="preserve"> | </w:t>
+      </w:r>
+      <w:bookmarkStart w:name="fuzzelement1" w:id="42"/>
       <w:r>
         <w:rPr>
           <w:color w:val="0563C1"/>
@@ -694,9 +769,11 @@
       <w:r>
         <w:t xml:space="preserve"> (\x12javascript:javascript:alert(98))</w:t>
       </w:r>
-      <w:r>
-        <w:t xml:space="preserve"> | </w:t>
-      </w:r>
+      <w:bookmarkEnd w:id="42"/>
+      <w:r>
+        <w:t xml:space="preserve"> | </w:t>
+      </w:r>
+      <w:bookmarkStart w:name="fuzzelement1" w:id="43"/>
       <w:r>
         <w:rPr>
           <w:color w:val="0563C1"/>
@@ -707,9 +784,11 @@
       <w:r>
         <w:t xml:space="preserve"> (\x0Djavascript:javascript:alert(99))</w:t>
       </w:r>
-      <w:r>
-        <w:t xml:space="preserve"> | </w:t>
-      </w:r>
+      <w:bookmarkEnd w:id="43"/>
+      <w:r>
+        <w:t xml:space="preserve"> | </w:t>
+      </w:r>
+      <w:bookmarkStart w:name="fuzzelement1" w:id="44"/>
       <w:r>
         <w:rPr>
           <w:color w:val="0563C1"/>
@@ -720,9 +799,11 @@
       <w:r>
         <w:t xml:space="preserve"> (\x0Ajavascript:javascript:alert(100))</w:t>
       </w:r>
-      <w:r>
-        <w:t xml:space="preserve"> | </w:t>
-      </w:r>
+      <w:bookmarkEnd w:id="44"/>
+      <w:r>
+        <w:t xml:space="preserve"> | </w:t>
+      </w:r>
+      <w:bookmarkStart w:name="fuzzelement1" w:id="45"/>
       <w:r>
         <w:rPr>
           <w:color w:val="0563C1"/>
@@ -733,9 +814,11 @@
       <w:r>
         <w:t xml:space="preserve"> (\x0Cjavascript:javascript:alert(101))</w:t>
       </w:r>
-      <w:r>
-        <w:t xml:space="preserve"> | </w:t>
-      </w:r>
+      <w:bookmarkEnd w:id="45"/>
+      <w:r>
+        <w:t xml:space="preserve"> | </w:t>
+      </w:r>
+      <w:bookmarkStart w:name="fuzzelement1" w:id="46"/>
       <w:r>
         <w:rPr>
           <w:color w:val="0563C1"/>
@@ -746,9 +829,11 @@
       <w:r>
         <w:t xml:space="preserve"> (\x15javascript:javascript:alert(102))</w:t>
       </w:r>
-      <w:r>
-        <w:t xml:space="preserve"> | </w:t>
-      </w:r>
+      <w:bookmarkEnd w:id="46"/>
+      <w:r>
+        <w:t xml:space="preserve"> | </w:t>
+      </w:r>
+      <w:bookmarkStart w:name="fuzzelement1" w:id="47"/>
       <w:r>
         <w:rPr>
           <w:color w:val="0563C1"/>
@@ -759,9 +844,11 @@
       <w:r>
         <w:t xml:space="preserve"> (\xE2\x80\xA8javascript:javascript:alert(103))</w:t>
       </w:r>
-      <w:r>
-        <w:t xml:space="preserve"> | </w:t>
-      </w:r>
+      <w:bookmarkEnd w:id="47"/>
+      <w:r>
+        <w:t xml:space="preserve"> | </w:t>
+      </w:r>
+      <w:bookmarkStart w:name="fuzzelement1" w:id="48"/>
       <w:r>
         <w:rPr>
           <w:color w:val="0563C1"/>
@@ -772,9 +859,11 @@
       <w:r>
         <w:t xml:space="preserve"> (\x16javascript:javascript:alert(104))</w:t>
       </w:r>
-      <w:r>
-        <w:t xml:space="preserve"> | </w:t>
-      </w:r>
+      <w:bookmarkEnd w:id="48"/>
+      <w:r>
+        <w:t xml:space="preserve"> | </w:t>
+      </w:r>
+      <w:bookmarkStart w:name="fuzzelement1" w:id="49"/>
       <w:r>
         <w:rPr>
           <w:color w:val="0563C1"/>
@@ -785,9 +874,11 @@
       <w:r>
         <w:t xml:space="preserve"> (\x02javascript:javascript:alert(105))</w:t>
       </w:r>
-      <w:r>
-        <w:t xml:space="preserve"> | </w:t>
-      </w:r>
+      <w:bookmarkEnd w:id="49"/>
+      <w:r>
+        <w:t xml:space="preserve"> | </w:t>
+      </w:r>
+      <w:bookmarkStart w:name="fuzzelement1" w:id="50"/>
       <w:r>
         <w:rPr>
           <w:color w:val="0563C1"/>
@@ -798,9 +889,11 @@
       <w:r>
         <w:t xml:space="preserve"> (\x1Bjavascript:javascript:alert(106))</w:t>
       </w:r>
-      <w:r>
-        <w:t xml:space="preserve"> | </w:t>
-      </w:r>
+      <w:bookmarkEnd w:id="50"/>
+      <w:r>
+        <w:t xml:space="preserve"> | </w:t>
+      </w:r>
+      <w:bookmarkStart w:name="fuzzelement1" w:id="51"/>
       <w:r>
         <w:rPr>
           <w:color w:val="0563C1"/>
@@ -811,9 +904,11 @@
       <w:r>
         <w:t xml:space="preserve"> (\x06javascript:javascript:alert(107))</w:t>
       </w:r>
-      <w:r>
-        <w:t xml:space="preserve"> | </w:t>
-      </w:r>
+      <w:bookmarkEnd w:id="51"/>
+      <w:r>
+        <w:t xml:space="preserve"> | </w:t>
+      </w:r>
+      <w:bookmarkStart w:name="fuzzelement1" w:id="52"/>
       <w:r>
         <w:rPr>
           <w:color w:val="0563C1"/>
@@ -824,9 +919,11 @@
       <w:r>
         <w:t xml:space="preserve"> (\xE2\x80\xA9javascript:javascript:alert(108))</w:t>
       </w:r>
-      <w:r>
-        <w:t xml:space="preserve"> | </w:t>
-      </w:r>
+      <w:bookmarkEnd w:id="52"/>
+      <w:r>
+        <w:t xml:space="preserve"> | </w:t>
+      </w:r>
+      <w:bookmarkStart w:name="fuzzelement1" w:id="53"/>
       <w:r>
         <w:rPr>
           <w:color w:val="0563C1"/>
@@ -837,9 +934,11 @@
       <w:r>
         <w:t xml:space="preserve"> (\xE2\x80\x85javascript:javascript:alert(109))</w:t>
       </w:r>
-      <w:r>
-        <w:t xml:space="preserve"> | </w:t>
-      </w:r>
+      <w:bookmarkEnd w:id="53"/>
+      <w:r>
+        <w:t xml:space="preserve"> | </w:t>
+      </w:r>
+      <w:bookmarkStart w:name="fuzzelement1" w:id="54"/>
       <w:r>
         <w:rPr>
           <w:color w:val="0563C1"/>
@@ -850,9 +949,11 @@
       <w:r>
         <w:t xml:space="preserve"> (\x1Ejavascript:javascript:alert(110))</w:t>
       </w:r>
-      <w:r>
-        <w:t xml:space="preserve"> | </w:t>
-      </w:r>
+      <w:bookmarkEnd w:id="54"/>
+      <w:r>
+        <w:t xml:space="preserve"> | </w:t>
+      </w:r>
+      <w:bookmarkStart w:name="fuzzelement1" w:id="55"/>
       <w:r>
         <w:rPr>
           <w:color w:val="0563C1"/>
@@ -863,9 +964,11 @@
       <w:r>
         <w:t xml:space="preserve"> (\xE2\x81\x9Fjavascript:javascript:alert(111))</w:t>
       </w:r>
-      <w:r>
-        <w:t xml:space="preserve"> | </w:t>
-      </w:r>
+      <w:bookmarkEnd w:id="55"/>
+      <w:r>
+        <w:t xml:space="preserve"> | </w:t>
+      </w:r>
+      <w:bookmarkStart w:name="fuzzelement1" w:id="56"/>
       <w:r>
         <w:rPr>
           <w:color w:val="0563C1"/>
@@ -876,9 +979,11 @@
       <w:r>
         <w:t xml:space="preserve"> (\x1Cjavascript:javascript:alert(112))</w:t>
       </w:r>
-      <w:r>
-        <w:t xml:space="preserve"> | </w:t>
-      </w:r>
+      <w:bookmarkEnd w:id="56"/>
+      <w:r>
+        <w:t xml:space="preserve"> | </w:t>
+      </w:r>
+      <w:bookmarkStart w:name="fuzzelement1" w:id="57"/>
       <w:r>
         <w:rPr>
           <w:color w:val="0563C1"/>
@@ -889,9 +994,11 @@
       <w:r>
         <w:t xml:space="preserve"> (javascript\x00:javascript:alert(113))</w:t>
       </w:r>
-      <w:r>
-        <w:t xml:space="preserve"> | </w:t>
-      </w:r>
+      <w:bookmarkEnd w:id="57"/>
+      <w:r>
+        <w:t xml:space="preserve"> | </w:t>
+      </w:r>
+      <w:bookmarkStart w:name="fuzzelement1" w:id="58"/>
       <w:r>
         <w:rPr>
           <w:color w:val="0563C1"/>
@@ -902,9 +1009,11 @@
       <w:r>
         <w:t xml:space="preserve"> (javascript\x3A:javascript:alert(114))</w:t>
       </w:r>
-      <w:r>
-        <w:t xml:space="preserve"> | </w:t>
-      </w:r>
+      <w:bookmarkEnd w:id="58"/>
+      <w:r>
+        <w:t xml:space="preserve"> | </w:t>
+      </w:r>
+      <w:bookmarkStart w:name="fuzzelement1" w:id="59"/>
       <w:r>
         <w:rPr>
           <w:color w:val="0563C1"/>
@@ -915,9 +1024,11 @@
       <w:r>
         <w:t xml:space="preserve"> (javascript\x09:javascript:alert(115))</w:t>
       </w:r>
-      <w:r>
-        <w:t xml:space="preserve"> | </w:t>
-      </w:r>
+      <w:bookmarkEnd w:id="59"/>
+      <w:r>
+        <w:t xml:space="preserve"> | </w:t>
+      </w:r>
+      <w:bookmarkStart w:name="fuzzelement1" w:id="60"/>
       <w:r>
         <w:rPr>
           <w:color w:val="0563C1"/>
@@ -928,9 +1039,11 @@
       <w:r>
         <w:t xml:space="preserve"> (javascript\x0D:javascript:alert(116))</w:t>
       </w:r>
-      <w:r>
-        <w:t xml:space="preserve"> | </w:t>
-      </w:r>
+      <w:bookmarkEnd w:id="60"/>
+      <w:r>
+        <w:t xml:space="preserve"> | </w:t>
+      </w:r>
+      <w:bookmarkStart w:name="fuzzelement1" w:id="61"/>
       <w:r>
         <w:rPr>
           <w:color w:val="0563C1"/>
@@ -941,6 +1054,7 @@
       <w:r>
         <w:t xml:space="preserve"> (javascript\x0A:javascript:alert(117))</w:t>
       </w:r>
+      <w:bookmarkEnd w:id="61"/>
       <w:r>
         <w:t xml:space="preserve"> | `"'&gt;</w:t>
       </w:r>
@@ -2263,10 +2377,10 @@
                     <pic:cNvPicPr/>
                   </pic:nvPicPr>
                   <pic:blipFill>
-                    <a:blip xmlns:r="http://schemas.openxmlformats.org/officeDocument/2006/relationships" r:embed="DeterministicId2">
+                    <a:blip xmlns:r="http://schemas.openxmlformats.org/officeDocument/2006/relationships" r:embed="DeterministicId4">
                       <a:extLst>
                         <a:ext uri="{96DAC541-7B7A-43D3-8B79-37D633B846F1}">
-                          <asvg:svgBlip xmlns:asvg="http://schemas.microsoft.com/office/drawing/2016/SVG/main" r:embed="DeterministicId3"/>
+                          <asvg:svgBlip xmlns:asvg="http://schemas.microsoft.com/office/drawing/2016/SVG/main" r:embed="DeterministicId5"/>
                         </a:ext>
                       </a:extLst>
                     </a:blip>
@@ -2707,6 +2821,7 @@
       </w:r>
     </w:p>
     <w:p>
+      <w:bookmarkStart w:name="fuzzelement1" w:id="62"/>
       <w:r>
         <w:rPr>
           <w:color w:val="0563C1"/>
@@ -2717,8 +2832,10 @@
       <w:r>
         <w:t xml:space="preserve"> (\x0Bjavascript:javascript:alert(61))</w:t>
       </w:r>
-    </w:p>
-    <w:p>
+      <w:bookmarkEnd w:id="62"/>
+    </w:p>
+    <w:p>
+      <w:bookmarkStart w:name="fuzzelement1" w:id="63"/>
       <w:r>
         <w:rPr>
           <w:color w:val="0563C1"/>
@@ -2729,8 +2846,10 @@
       <w:r>
         <w:t xml:space="preserve"> (\x0Fjavascript:javascript:alert(62))</w:t>
       </w:r>
-    </w:p>
-    <w:p>
+      <w:bookmarkEnd w:id="63"/>
+    </w:p>
+    <w:p>
+      <w:bookmarkStart w:name="fuzzelement1" w:id="64"/>
       <w:r>
         <w:rPr>
           <w:color w:val="0563C1"/>
@@ -2741,8 +2860,10 @@
       <w:r>
         <w:t xml:space="preserve"> (\xC2\xA0javascript:javascript:alert(63))</w:t>
       </w:r>
-    </w:p>
-    <w:p>
+      <w:bookmarkEnd w:id="64"/>
+    </w:p>
+    <w:p>
+      <w:bookmarkStart w:name="fuzzelement1" w:id="65"/>
       <w:r>
         <w:rPr>
           <w:color w:val="0563C1"/>
@@ -2753,8 +2874,10 @@
       <w:r>
         <w:t xml:space="preserve"> (\x05javascript:javascript:alert(64))</w:t>
       </w:r>
-    </w:p>
-    <w:p>
+      <w:bookmarkEnd w:id="65"/>
+    </w:p>
+    <w:p>
+      <w:bookmarkStart w:name="fuzzelement1" w:id="66"/>
       <w:r>
         <w:rPr>
           <w:color w:val="0563C1"/>
@@ -2765,8 +2888,10 @@
       <w:r>
         <w:t xml:space="preserve"> (\xE1\xA0\x8Ejavascript:javascript:alert(65))</w:t>
       </w:r>
-    </w:p>
-    <w:p>
+      <w:bookmarkEnd w:id="66"/>
+    </w:p>
+    <w:p>
+      <w:bookmarkStart w:name="fuzzelement1" w:id="67"/>
       <w:r>
         <w:rPr>
           <w:color w:val="0563C1"/>
@@ -2777,8 +2902,10 @@
       <w:r>
         <w:t xml:space="preserve"> (\x18javascript:javascript:alert(66))</w:t>
       </w:r>
-    </w:p>
-    <w:p>
+      <w:bookmarkEnd w:id="67"/>
+    </w:p>
+    <w:p>
+      <w:bookmarkStart w:name="fuzzelement1" w:id="68"/>
       <w:r>
         <w:rPr>
           <w:color w:val="0563C1"/>
@@ -2789,8 +2916,10 @@
       <w:r>
         <w:t xml:space="preserve"> (\x11javascript:javascript:alert(67))</w:t>
       </w:r>
-    </w:p>
-    <w:p>
+      <w:bookmarkEnd w:id="68"/>
+    </w:p>
+    <w:p>
+      <w:bookmarkStart w:name="fuzzelement1" w:id="69"/>
       <w:r>
         <w:rPr>
           <w:color w:val="0563C1"/>
@@ -2801,8 +2930,10 @@
       <w:r>
         <w:t xml:space="preserve"> (\xE2\x80\x88javascript:javascript:alert(68))</w:t>
       </w:r>
-    </w:p>
-    <w:p>
+      <w:bookmarkEnd w:id="69"/>
+    </w:p>
+    <w:p>
+      <w:bookmarkStart w:name="fuzzelement1" w:id="70"/>
       <w:r>
         <w:rPr>
           <w:color w:val="0563C1"/>
@@ -2813,8 +2944,10 @@
       <w:r>
         <w:t xml:space="preserve"> (\xE2\x80\x89javascript:javascript:alert(69))</w:t>
       </w:r>
-    </w:p>
-    <w:p>
+      <w:bookmarkEnd w:id="70"/>
+    </w:p>
+    <w:p>
+      <w:bookmarkStart w:name="fuzzelement1" w:id="71"/>
       <w:r>
         <w:rPr>
           <w:color w:val="0563C1"/>
@@ -2825,8 +2958,10 @@
       <w:r>
         <w:t xml:space="preserve"> (\xE2\x80\x80javascript:javascript:alert(70))</w:t>
       </w:r>
-    </w:p>
-    <w:p>
+      <w:bookmarkEnd w:id="71"/>
+    </w:p>
+    <w:p>
+      <w:bookmarkStart w:name="fuzzelement1" w:id="72"/>
       <w:r>
         <w:rPr>
           <w:color w:val="0563C1"/>
@@ -2837,8 +2972,10 @@
       <w:r>
         <w:t xml:space="preserve"> (\x17javascript:javascript:alert(71))</w:t>
       </w:r>
-    </w:p>
-    <w:p>
+      <w:bookmarkEnd w:id="72"/>
+    </w:p>
+    <w:p>
+      <w:bookmarkStart w:name="fuzzelement1" w:id="73"/>
       <w:r>
         <w:rPr>
           <w:color w:val="0563C1"/>
@@ -2849,8 +2986,10 @@
       <w:r>
         <w:t xml:space="preserve"> (\x03javascript:javascript:alert(72))</w:t>
       </w:r>
-    </w:p>
-    <w:p>
+      <w:bookmarkEnd w:id="73"/>
+    </w:p>
+    <w:p>
+      <w:bookmarkStart w:name="fuzzelement1" w:id="74"/>
       <w:r>
         <w:rPr>
           <w:color w:val="0563C1"/>
@@ -2861,8 +3000,10 @@
       <w:r>
         <w:t xml:space="preserve"> (\x0Ejavascript:javascript:alert(73))</w:t>
       </w:r>
-    </w:p>
-    <w:p>
+      <w:bookmarkEnd w:id="74"/>
+    </w:p>
+    <w:p>
+      <w:bookmarkStart w:name="fuzzelement1" w:id="75"/>
       <w:r>
         <w:rPr>
           <w:color w:val="0563C1"/>
@@ -2873,8 +3014,10 @@
       <w:r>
         <w:t xml:space="preserve"> (\x1Ajavascript:javascript:alert(74))</w:t>
       </w:r>
-    </w:p>
-    <w:p>
+      <w:bookmarkEnd w:id="75"/>
+    </w:p>
+    <w:p>
+      <w:bookmarkStart w:name="fuzzelement1" w:id="76"/>
       <w:r>
         <w:rPr>
           <w:color w:val="0563C1"/>
@@ -2885,8 +3028,10 @@
       <w:r>
         <w:t xml:space="preserve"> (\x00javascript:javascript:alert(75))</w:t>
       </w:r>
-    </w:p>
-    <w:p>
+      <w:bookmarkEnd w:id="76"/>
+    </w:p>
+    <w:p>
+      <w:bookmarkStart w:name="fuzzelement1" w:id="77"/>
       <w:r>
         <w:rPr>
           <w:color w:val="0563C1"/>
@@ -2897,8 +3042,10 @@
       <w:r>
         <w:t xml:space="preserve"> (\x10javascript:javascript:alert(76))</w:t>
       </w:r>
-    </w:p>
-    <w:p>
+      <w:bookmarkEnd w:id="77"/>
+    </w:p>
+    <w:p>
+      <w:bookmarkStart w:name="fuzzelement1" w:id="78"/>
       <w:r>
         <w:rPr>
           <w:color w:val="0563C1"/>
@@ -2909,8 +3056,10 @@
       <w:r>
         <w:t xml:space="preserve"> (\xE2\x80\x82javascript:javascript:alert(77))</w:t>
       </w:r>
-    </w:p>
-    <w:p>
+      <w:bookmarkEnd w:id="78"/>
+    </w:p>
+    <w:p>
+      <w:bookmarkStart w:name="fuzzelement1" w:id="79"/>
       <w:r>
         <w:rPr>
           <w:color w:val="0563C1"/>
@@ -2921,8 +3070,10 @@
       <w:r>
         <w:t xml:space="preserve"> (\x20javascript:javascript:alert(78))</w:t>
       </w:r>
-    </w:p>
-    <w:p>
+      <w:bookmarkEnd w:id="79"/>
+    </w:p>
+    <w:p>
+      <w:bookmarkStart w:name="fuzzelement1" w:id="80"/>
       <w:r>
         <w:rPr>
           <w:color w:val="0563C1"/>
@@ -2933,8 +3084,10 @@
       <w:r>
         <w:t xml:space="preserve"> (\x13javascript:javascript:alert(79))</w:t>
       </w:r>
-    </w:p>
-    <w:p>
+      <w:bookmarkEnd w:id="80"/>
+    </w:p>
+    <w:p>
+      <w:bookmarkStart w:name="fuzzelement1" w:id="81"/>
       <w:r>
         <w:rPr>
           <w:color w:val="0563C1"/>
@@ -2945,8 +3098,10 @@
       <w:r>
         <w:t xml:space="preserve"> (\x09javascript:javascript:alert(80))</w:t>
       </w:r>
-    </w:p>
-    <w:p>
+      <w:bookmarkEnd w:id="81"/>
+    </w:p>
+    <w:p>
+      <w:bookmarkStart w:name="fuzzelement1" w:id="82"/>
       <w:r>
         <w:rPr>
           <w:color w:val="0563C1"/>
@@ -2957,8 +3112,10 @@
       <w:r>
         <w:t xml:space="preserve"> (\xE2\x80\x8Ajavascript:javascript:alert(81))</w:t>
       </w:r>
-    </w:p>
-    <w:p>
+      <w:bookmarkEnd w:id="82"/>
+    </w:p>
+    <w:p>
+      <w:bookmarkStart w:name="fuzzelement1" w:id="83"/>
       <w:r>
         <w:rPr>
           <w:color w:val="0563C1"/>
@@ -2969,8 +3126,10 @@
       <w:r>
         <w:t xml:space="preserve"> (\x14javascript:javascript:alert(82))</w:t>
       </w:r>
-    </w:p>
-    <w:p>
+      <w:bookmarkEnd w:id="83"/>
+    </w:p>
+    <w:p>
+      <w:bookmarkStart w:name="fuzzelement1" w:id="84"/>
       <w:r>
         <w:rPr>
           <w:color w:val="0563C1"/>
@@ -2981,8 +3140,10 @@
       <w:r>
         <w:t xml:space="preserve"> (\x19javascript:javascript:alert(83))</w:t>
       </w:r>
-    </w:p>
-    <w:p>
+      <w:bookmarkEnd w:id="84"/>
+    </w:p>
+    <w:p>
+      <w:bookmarkStart w:name="fuzzelement1" w:id="85"/>
       <w:r>
         <w:rPr>
           <w:color w:val="0563C1"/>
@@ -2993,8 +3154,10 @@
       <w:r>
         <w:t xml:space="preserve"> (\xE2\x80\xAFjavascript:javascript:alert(84))</w:t>
       </w:r>
-    </w:p>
-    <w:p>
+      <w:bookmarkEnd w:id="85"/>
+    </w:p>
+    <w:p>
+      <w:bookmarkStart w:name="fuzzelement1" w:id="86"/>
       <w:r>
         <w:rPr>
           <w:color w:val="0563C1"/>
@@ -3005,8 +3168,10 @@
       <w:r>
         <w:t xml:space="preserve"> (\x1Fjavascript:javascript:alert(85))</w:t>
       </w:r>
-    </w:p>
-    <w:p>
+      <w:bookmarkEnd w:id="86"/>
+    </w:p>
+    <w:p>
+      <w:bookmarkStart w:name="fuzzelement1" w:id="87"/>
       <w:r>
         <w:rPr>
           <w:color w:val="0563C1"/>
@@ -3017,8 +3182,10 @@
       <w:r>
         <w:t xml:space="preserve"> (\xE2\x80\x81javascript:javascript:alert(86))</w:t>
       </w:r>
-    </w:p>
-    <w:p>
+      <w:bookmarkEnd w:id="87"/>
+    </w:p>
+    <w:p>
+      <w:bookmarkStart w:name="fuzzelement1" w:id="88"/>
       <w:r>
         <w:rPr>
           <w:color w:val="0563C1"/>
@@ -3029,8 +3196,10 @@
       <w:r>
         <w:t xml:space="preserve"> (\x1Djavascript:javascript:alert(87))</w:t>
       </w:r>
-    </w:p>
-    <w:p>
+      <w:bookmarkEnd w:id="88"/>
+    </w:p>
+    <w:p>
+      <w:bookmarkStart w:name="fuzzelement1" w:id="89"/>
       <w:r>
         <w:rPr>
           <w:color w:val="0563C1"/>
@@ -3041,8 +3210,10 @@
       <w:r>
         <w:t xml:space="preserve"> (\xE2\x80\x87javascript:javascript:alert(88))</w:t>
       </w:r>
-    </w:p>
-    <w:p>
+      <w:bookmarkEnd w:id="89"/>
+    </w:p>
+    <w:p>
+      <w:bookmarkStart w:name="fuzzelement1" w:id="90"/>
       <w:r>
         <w:rPr>
           <w:color w:val="0563C1"/>
@@ -3053,8 +3224,10 @@
       <w:r>
         <w:t xml:space="preserve"> (\x07javascript:javascript:alert(89))</w:t>
       </w:r>
-    </w:p>
-    <w:p>
+      <w:bookmarkEnd w:id="90"/>
+    </w:p>
+    <w:p>
+      <w:bookmarkStart w:name="fuzzelement1" w:id="91"/>
       <w:r>
         <w:rPr>
           <w:color w:val="0563C1"/>
@@ -3065,8 +3238,10 @@
       <w:r>
         <w:t xml:space="preserve"> (\xE1\x9A\x80javascript:javascript:alert(90))</w:t>
       </w:r>
-    </w:p>
-    <w:p>
+      <w:bookmarkEnd w:id="91"/>
+    </w:p>
+    <w:p>
+      <w:bookmarkStart w:name="fuzzelement1" w:id="92"/>
       <w:r>
         <w:rPr>
           <w:color w:val="0563C1"/>
@@ -3077,8 +3252,10 @@
       <w:r>
         <w:t xml:space="preserve"> (\xE2\x80\x83javascript:javascript:alert(91))</w:t>
       </w:r>
-    </w:p>
-    <w:p>
+      <w:bookmarkEnd w:id="92"/>
+    </w:p>
+    <w:p>
+      <w:bookmarkStart w:name="fuzzelement1" w:id="93"/>
       <w:r>
         <w:rPr>
           <w:color w:val="0563C1"/>
@@ -3089,8 +3266,10 @@
       <w:r>
         <w:t xml:space="preserve"> (\x04javascript:javascript:alert(92))</w:t>
       </w:r>
-    </w:p>
-    <w:p>
+      <w:bookmarkEnd w:id="93"/>
+    </w:p>
+    <w:p>
+      <w:bookmarkStart w:name="fuzzelement1" w:id="94"/>
       <w:r>
         <w:rPr>
           <w:color w:val="0563C1"/>
@@ -3101,8 +3280,10 @@
       <w:r>
         <w:t xml:space="preserve"> (\x01javascript:javascript:alert(93))</w:t>
       </w:r>
-    </w:p>
-    <w:p>
+      <w:bookmarkEnd w:id="94"/>
+    </w:p>
+    <w:p>
+      <w:bookmarkStart w:name="fuzzelement1" w:id="95"/>
       <w:r>
         <w:rPr>
           <w:color w:val="0563C1"/>
@@ -3113,8 +3294,10 @@
       <w:r>
         <w:t xml:space="preserve"> (\x08javascript:javascript:alert(94))</w:t>
       </w:r>
-    </w:p>
-    <w:p>
+      <w:bookmarkEnd w:id="95"/>
+    </w:p>
+    <w:p>
+      <w:bookmarkStart w:name="fuzzelement1" w:id="96"/>
       <w:r>
         <w:rPr>
           <w:color w:val="0563C1"/>
@@ -3125,8 +3308,10 @@
       <w:r>
         <w:t xml:space="preserve"> (\xE2\x80\x84javascript:javascript:alert(95))</w:t>
       </w:r>
-    </w:p>
-    <w:p>
+      <w:bookmarkEnd w:id="96"/>
+    </w:p>
+    <w:p>
+      <w:bookmarkStart w:name="fuzzelement1" w:id="97"/>
       <w:r>
         <w:rPr>
           <w:color w:val="0563C1"/>
@@ -3137,8 +3322,10 @@
       <w:r>
         <w:t xml:space="preserve"> (\xE2\x80\x86javascript:javascript:alert(96))</w:t>
       </w:r>
-    </w:p>
-    <w:p>
+      <w:bookmarkEnd w:id="97"/>
+    </w:p>
+    <w:p>
+      <w:bookmarkStart w:name="fuzzelement1" w:id="98"/>
       <w:r>
         <w:rPr>
           <w:color w:val="0563C1"/>
@@ -3149,8 +3336,10 @@
       <w:r>
         <w:t xml:space="preserve"> (\xE3\x80\x80javascript:javascript:alert(97))</w:t>
       </w:r>
-    </w:p>
-    <w:p>
+      <w:bookmarkEnd w:id="98"/>
+    </w:p>
+    <w:p>
+      <w:bookmarkStart w:name="fuzzelement1" w:id="99"/>
       <w:r>
         <w:rPr>
           <w:color w:val="0563C1"/>
@@ -3161,8 +3350,10 @@
       <w:r>
         <w:t xml:space="preserve"> (\x12javascript:javascript:alert(98))</w:t>
       </w:r>
-    </w:p>
-    <w:p>
+      <w:bookmarkEnd w:id="99"/>
+    </w:p>
+    <w:p>
+      <w:bookmarkStart w:name="fuzzelement1" w:id="100"/>
       <w:r>
         <w:rPr>
           <w:color w:val="0563C1"/>
@@ -3173,8 +3364,10 @@
       <w:r>
         <w:t xml:space="preserve"> (\x0Djavascript:javascript:alert(99))</w:t>
       </w:r>
-    </w:p>
-    <w:p>
+      <w:bookmarkEnd w:id="100"/>
+    </w:p>
+    <w:p>
+      <w:bookmarkStart w:name="fuzzelement1" w:id="101"/>
       <w:r>
         <w:rPr>
           <w:color w:val="0563C1"/>
@@ -3185,8 +3378,10 @@
       <w:r>
         <w:t xml:space="preserve"> (\x0Ajavascript:javascript:alert(100))</w:t>
       </w:r>
-    </w:p>
-    <w:p>
+      <w:bookmarkEnd w:id="101"/>
+    </w:p>
+    <w:p>
+      <w:bookmarkStart w:name="fuzzelement1" w:id="102"/>
       <w:r>
         <w:rPr>
           <w:color w:val="0563C1"/>
@@ -3197,8 +3392,10 @@
       <w:r>
         <w:t xml:space="preserve"> (\x0Cjavascript:javascript:alert(101))</w:t>
       </w:r>
-    </w:p>
-    <w:p>
+      <w:bookmarkEnd w:id="102"/>
+    </w:p>
+    <w:p>
+      <w:bookmarkStart w:name="fuzzelement1" w:id="103"/>
       <w:r>
         <w:rPr>
           <w:color w:val="0563C1"/>
@@ -3209,8 +3406,10 @@
       <w:r>
         <w:t xml:space="preserve"> (\x15javascript:javascript:alert(102))</w:t>
       </w:r>
-    </w:p>
-    <w:p>
+      <w:bookmarkEnd w:id="103"/>
+    </w:p>
+    <w:p>
+      <w:bookmarkStart w:name="fuzzelement1" w:id="104"/>
       <w:r>
         <w:rPr>
           <w:color w:val="0563C1"/>
@@ -3221,8 +3420,10 @@
       <w:r>
         <w:t xml:space="preserve"> (\xE2\x80\xA8javascript:javascript:alert(103))</w:t>
       </w:r>
-    </w:p>
-    <w:p>
+      <w:bookmarkEnd w:id="104"/>
+    </w:p>
+    <w:p>
+      <w:bookmarkStart w:name="fuzzelement1" w:id="105"/>
       <w:r>
         <w:rPr>
           <w:color w:val="0563C1"/>
@@ -3233,8 +3434,10 @@
       <w:r>
         <w:t xml:space="preserve"> (\x16javascript:javascript:alert(104))</w:t>
       </w:r>
-    </w:p>
-    <w:p>
+      <w:bookmarkEnd w:id="105"/>
+    </w:p>
+    <w:p>
+      <w:bookmarkStart w:name="fuzzelement1" w:id="106"/>
       <w:r>
         <w:rPr>
           <w:color w:val="0563C1"/>
@@ -3245,8 +3448,10 @@
       <w:r>
         <w:t xml:space="preserve"> (\x02javascript:javascript:alert(105))</w:t>
       </w:r>
-    </w:p>
-    <w:p>
+      <w:bookmarkEnd w:id="106"/>
+    </w:p>
+    <w:p>
+      <w:bookmarkStart w:name="fuzzelement1" w:id="107"/>
       <w:r>
         <w:rPr>
           <w:color w:val="0563C1"/>
@@ -3257,8 +3462,10 @@
       <w:r>
         <w:t xml:space="preserve"> (\x1Bjavascript:javascript:alert(106))</w:t>
       </w:r>
-    </w:p>
-    <w:p>
+      <w:bookmarkEnd w:id="107"/>
+    </w:p>
+    <w:p>
+      <w:bookmarkStart w:name="fuzzelement1" w:id="108"/>
       <w:r>
         <w:rPr>
           <w:color w:val="0563C1"/>
@@ -3269,8 +3476,10 @@
       <w:r>
         <w:t xml:space="preserve"> (\x06javascript:javascript:alert(107))</w:t>
       </w:r>
-    </w:p>
-    <w:p>
+      <w:bookmarkEnd w:id="108"/>
+    </w:p>
+    <w:p>
+      <w:bookmarkStart w:name="fuzzelement1" w:id="109"/>
       <w:r>
         <w:rPr>
           <w:color w:val="0563C1"/>
@@ -3281,8 +3490,10 @@
       <w:r>
         <w:t xml:space="preserve"> (\xE2\x80\xA9javascript:javascript:alert(108))</w:t>
       </w:r>
-    </w:p>
-    <w:p>
+      <w:bookmarkEnd w:id="109"/>
+    </w:p>
+    <w:p>
+      <w:bookmarkStart w:name="fuzzelement1" w:id="110"/>
       <w:r>
         <w:rPr>
           <w:color w:val="0563C1"/>
@@ -3293,8 +3504,10 @@
       <w:r>
         <w:t xml:space="preserve"> (\xE2\x80\x85javascript:javascript:alert(109))</w:t>
       </w:r>
-    </w:p>
-    <w:p>
+      <w:bookmarkEnd w:id="110"/>
+    </w:p>
+    <w:p>
+      <w:bookmarkStart w:name="fuzzelement1" w:id="111"/>
       <w:r>
         <w:rPr>
           <w:color w:val="0563C1"/>
@@ -3305,8 +3518,10 @@
       <w:r>
         <w:t xml:space="preserve"> (\x1Ejavascript:javascript:alert(110))</w:t>
       </w:r>
-    </w:p>
-    <w:p>
+      <w:bookmarkEnd w:id="111"/>
+    </w:p>
+    <w:p>
+      <w:bookmarkStart w:name="fuzzelement1" w:id="112"/>
       <w:r>
         <w:rPr>
           <w:color w:val="0563C1"/>
@@ -3317,8 +3532,10 @@
       <w:r>
         <w:t xml:space="preserve"> (\xE2\x81\x9Fjavascript:javascript:alert(111))</w:t>
       </w:r>
-    </w:p>
-    <w:p>
+      <w:bookmarkEnd w:id="112"/>
+    </w:p>
+    <w:p>
+      <w:bookmarkStart w:name="fuzzelement1" w:id="113"/>
       <w:r>
         <w:rPr>
           <w:color w:val="0563C1"/>
@@ -3329,8 +3546,10 @@
       <w:r>
         <w:t xml:space="preserve"> (\x1Cjavascript:javascript:alert(112))</w:t>
       </w:r>
-    </w:p>
-    <w:p>
+      <w:bookmarkEnd w:id="113"/>
+    </w:p>
+    <w:p>
+      <w:bookmarkStart w:name="fuzzelement1" w:id="114"/>
       <w:r>
         <w:rPr>
           <w:color w:val="0563C1"/>
@@ -3341,8 +3560,10 @@
       <w:r>
         <w:t xml:space="preserve"> (javascript\x00:javascript:alert(113))</w:t>
       </w:r>
-    </w:p>
-    <w:p>
+      <w:bookmarkEnd w:id="114"/>
+    </w:p>
+    <w:p>
+      <w:bookmarkStart w:name="fuzzelement1" w:id="115"/>
       <w:r>
         <w:rPr>
           <w:color w:val="0563C1"/>
@@ -3353,8 +3574,10 @@
       <w:r>
         <w:t xml:space="preserve"> (javascript\x3A:javascript:alert(114))</w:t>
       </w:r>
-    </w:p>
-    <w:p>
+      <w:bookmarkEnd w:id="115"/>
+    </w:p>
+    <w:p>
+      <w:bookmarkStart w:name="fuzzelement1" w:id="116"/>
       <w:r>
         <w:rPr>
           <w:color w:val="0563C1"/>
@@ -3365,8 +3588,10 @@
       <w:r>
         <w:t xml:space="preserve"> (javascript\x09:javascript:alert(115))</w:t>
       </w:r>
-    </w:p>
-    <w:p>
+      <w:bookmarkEnd w:id="116"/>
+    </w:p>
+    <w:p>
+      <w:bookmarkStart w:name="fuzzelement1" w:id="117"/>
       <w:r>
         <w:rPr>
           <w:color w:val="0563C1"/>
@@ -3377,8 +3602,10 @@
       <w:r>
         <w:t xml:space="preserve"> (javascript\x0D:javascript:alert(116))</w:t>
       </w:r>
-    </w:p>
-    <w:p>
+      <w:bookmarkEnd w:id="117"/>
+    </w:p>
+    <w:p>
+      <w:bookmarkStart w:name="fuzzelement1" w:id="118"/>
       <w:r>
         <w:rPr>
           <w:color w:val="0563C1"/>
@@ -3389,6 +3616,7 @@
       <w:r>
         <w:t xml:space="preserve"> (javascript\x0A:javascript:alert(117))</w:t>
       </w:r>
+      <w:bookmarkEnd w:id="118"/>
     </w:p>
     <w:p>
       <w:r>

--- a/src/Parchment.Tests/NaughtyStringsTests.DocxFilterHtml.verified.docx
+++ b/src/Parchment.Tests/NaughtyStringsTests.DocxFilterHtml.verified.docx
@@ -1318,7 +1318,7 @@
         <w:t xml:space="preserve">| </w:t>
       </w:r>
       <w:r>
-        <w:t xml:space="preserve">| </w:t>
+        <w:t xml:space="preserve">|</w:t>
       </w:r>
     </w:p>
     <w:p/>
@@ -1799,7 +1799,7 @@
     </w:p>
     <w:p>
       <w:r>
-        <w:t xml:space="preserve">\t \u0085 ​\u2028\u2029 </w:t>
+        <w:t xml:space="preserve">\t \u0085 ​\u2028\u2029</w:t>
       </w:r>
     </w:p>
     <w:p>
@@ -2268,7 +2268,7 @@
     </w:p>
     <w:p>
       <w:r>
-        <w:t xml:space="preserve"> test </w:t>
+        <w:t xml:space="preserve">test</w:t>
       </w:r>
     </w:p>
     <w:p>
@@ -2427,7 +2427,7 @@
     </w:p>
     <w:p>
       <w:r>
-        <w:t xml:space="preserve"> onfocus=JaVaSCript:alert(9) autofocus</w:t>
+        <w:t xml:space="preserve">onfocus=JaVaSCript:alert(9) autofocus</w:t>
       </w:r>
     </w:p>
     <w:p>
@@ -3959,7 +3959,7 @@
         <w:rPr>
           <w:u w:val="single"/>
         </w:rPr>
-        <w:t xml:space="preserve"> Copy me</w:t>
+        <w:t xml:space="preserve">Copy me</w:t>
       </w:r>
     </w:p>
     <w:p>
@@ -3967,7 +3967,7 @@
         <w:rPr>
           <w:i/>
         </w:rPr>
-        <w:t xml:space="preserve"> Scroll over me </w:t>
+        <w:t xml:space="preserve">Scroll over me</w:t>
       </w:r>
     </w:p>
     <w:p>
@@ -4006,11 +4006,7 @@
         <w:t xml:space="preserve">'; EXEC sp_MSForEachTable 'DROP TABLE ?'; --</w:t>
       </w:r>
     </w:p>
-    <w:p>
-      <w:r>
-        <w:t xml:space="preserve"> </w:t>
-      </w:r>
-    </w:p>
+    <w:p/>
     <w:p>
       <w:r>
         <w:t xml:space="preserve">%</w:t>
